--- a/hin/docx/026.content.docx
+++ b/hin/docx/026.content.docx
@@ -19,7 +19,7 @@
         <w:rPr>
           <w:lang w:val="hi_IN" w:bidi="hi_IN"/>
         </w:rPr>
-        <w:t>Resource: Tyndale Open Study Notes</w:t>
+        <w:t>Resource: Aquifer Open Study Notes (Profiles)</w:t>
       </w:r>
       <w:r>
         <w:rPr>
@@ -112,7 +112,7 @@
         <w:rPr>
           <w:lang w:val="hi_IN" w:bidi="hi_IN"/>
         </w:rPr>
-        <w:t>Tyndale Open Study Notes</w:t>
+        <w:t>Aquifer Open Study Notes (Profiles)</w:t>
       </w:r>
     </w:p>
     <w:p>

--- a/hin/docx/026.content.docx
+++ b/hin/docx/026.content.docx
@@ -247,54 +247,36 @@
         </w:rPr>
         <w:t>हन्ना लगभग ईसवी 6 से 15 तक यहूदियों के महायाजक थे। यहाँ तक कि जब यहूदिया के रोमी राज्यपाल ने उन्हें हटा दिया, तब भी वे यहूदियों की महासभा में बहुत शक्तिशाली और प्रभावशाली बने रहे। लोग उन्हें पंद्रह से बीस साल बाद भी "महायाजक" कहते थे (</w:t>
       </w:r>
-      <w:hyperlink r:id="rId13">
-        <w:r>
-          <w:rPr>
-            <w:lang w:val="hi_IN" w:bidi="hi_IN"/>
-          </w:rPr>
-          <w:rPr>
-            <w:color w:val="0000EE"/>
-            <w:u w:val="single"/>
-          </w:rPr>
-          <w:t>लूका 3:2</w:t>
-        </w:r>
-      </w:hyperlink>
+      <w:r>
+        <w:rPr>
+          <w:lang w:val="hi_IN" w:bidi="hi_IN"/>
+        </w:rPr>
+        <w:t>लूका 3:2</w:t>
+      </w:r>
       <w:r>
         <w:rPr>
           <w:lang w:val="hi_IN" w:bidi="hi_IN"/>
         </w:rPr>
         <w:t xml:space="preserve">; </w:t>
       </w:r>
-      <w:hyperlink r:id="rId14">
-        <w:r>
-          <w:rPr>
-            <w:lang w:val="hi_IN" w:bidi="hi_IN"/>
-          </w:rPr>
-          <w:rPr>
-            <w:color w:val="0000EE"/>
-            <w:u w:val="single"/>
-          </w:rPr>
-          <w:t>प्रेरि 4:6</w:t>
-        </w:r>
-      </w:hyperlink>
+      <w:r>
+        <w:rPr>
+          <w:lang w:val="hi_IN" w:bidi="hi_IN"/>
+        </w:rPr>
+        <w:t>प्रेरि 4:6</w:t>
+      </w:r>
       <w:r>
         <w:rPr>
           <w:lang w:val="hi_IN" w:bidi="hi_IN"/>
         </w:rPr>
         <w:t>)। यह इसलिए हो सकता है क्योंकि यहूदी मानते थे कि महायाजक का पद जीवनभर के लिए होता है। उनके पाँच पुत्रों और उसके दामाद कैफा ने उनके बाद महायाजक का पद संभाला। यूहन्ना के सुसमाचार के अनुसार, जब यीशु को गिरफ्तार किया गया, तो उन्हें पहले पूछताछ के लिए हन्ना के पास ले जाया गया, उसके बाद आधिकारिक मुकदमे के लिए कैफा को सौंप दिया गया (</w:t>
       </w:r>
-      <w:hyperlink r:id="rId15">
-        <w:r>
-          <w:rPr>
-            <w:lang w:val="hi_IN" w:bidi="hi_IN"/>
-          </w:rPr>
-          <w:rPr>
-            <w:color w:val="0000EE"/>
-            <w:u w:val="single"/>
-          </w:rPr>
-          <w:t>यूह 18:13–24</w:t>
-        </w:r>
-      </w:hyperlink>
+      <w:r>
+        <w:rPr>
+          <w:lang w:val="hi_IN" w:bidi="hi_IN"/>
+        </w:rPr>
+        <w:t>यूह 18:13–24</w:t>
+      </w:r>
       <w:r>
         <w:rPr>
           <w:lang w:val="hi_IN" w:bidi="hi_IN"/>
@@ -315,54 +297,36 @@
         </w:rPr>
         <w:t>कैफा लगभग ईसवी 18 से 36 तक यहूदियों के महायाजक थे। उन्होंने अपने प्रभावशाली ससुर, हन्ना के साथ मिलकर काम किया। कैफा ने महासभा में तर्क दिया कि यीशु का बलिदान करना देश के विनाश के जोखिम से बेहतर होगा (</w:t>
       </w:r>
-      <w:hyperlink r:id="rId16">
-        <w:r>
-          <w:rPr>
-            <w:lang w:val="hi_IN" w:bidi="hi_IN"/>
-          </w:rPr>
-          <w:rPr>
-            <w:color w:val="0000EE"/>
-            <w:u w:val="single"/>
-          </w:rPr>
-          <w:t>यूह 11:49–50</w:t>
-        </w:r>
-      </w:hyperlink>
+      <w:r>
+        <w:rPr>
+          <w:lang w:val="hi_IN" w:bidi="hi_IN"/>
+        </w:rPr>
+        <w:t>यूह 11:49–50</w:t>
+      </w:r>
       <w:r>
         <w:rPr>
           <w:lang w:val="hi_IN" w:bidi="hi_IN"/>
         </w:rPr>
         <w:t>)। परमेश्वर ने उन्हें ये भविष्यवाणी के शब्द दिए क्योंकि वे महायाजक थे (</w:t>
       </w:r>
-      <w:hyperlink r:id="rId17">
-        <w:r>
-          <w:rPr>
-            <w:lang w:val="hi_IN" w:bidi="hi_IN"/>
-          </w:rPr>
-          <w:rPr>
-            <w:color w:val="0000EE"/>
-            <w:u w:val="single"/>
-          </w:rPr>
-          <w:t>यूह 11:51–52</w:t>
-        </w:r>
-      </w:hyperlink>
+      <w:r>
+        <w:rPr>
+          <w:lang w:val="hi_IN" w:bidi="hi_IN"/>
+        </w:rPr>
+        <w:t>यूह 11:51–52</w:t>
+      </w:r>
       <w:r>
         <w:rPr>
           <w:lang w:val="hi_IN" w:bidi="hi_IN"/>
         </w:rPr>
         <w:t>)। यीशु के मुकदमे के दौरान, जब यीशु ने परमेश्वर के पुत्र होने का दावा किया तो कैफा ने अपना चोगा फाड़ दिया था। उन्होंने महासभा से यीशु को ईश्वर-निन्दा के लिए दोषी ठहराने का आग्रह किया (</w:t>
       </w:r>
-      <w:hyperlink r:id="rId18">
-        <w:r>
-          <w:rPr>
-            <w:lang w:val="hi_IN" w:bidi="hi_IN"/>
-          </w:rPr>
-          <w:rPr>
-            <w:color w:val="0000EE"/>
-            <w:u w:val="single"/>
-          </w:rPr>
-          <w:t>मत्ती 26:57–66</w:t>
-        </w:r>
-      </w:hyperlink>
+      <w:r>
+        <w:rPr>
+          <w:lang w:val="hi_IN" w:bidi="hi_IN"/>
+        </w:rPr>
+        <w:t>मत्ती 26:57–66</w:t>
+      </w:r>
       <w:r>
         <w:rPr>
           <w:lang w:val="hi_IN" w:bidi="hi_IN"/>
@@ -383,18 +347,12 @@
         </w:rPr>
         <w:t>यीशु को क्रूस पर चढ़ाने के तुरन्त बाद, यहूदी अगुवों को मसीह के अनुयायियों की बढ़ती संख्या के बारे में चिंता होने लगी। हन्ना और कैफा ने पतरस और यूहन्ना से एक लंगड़े भिखारी को ठीक करने और मृतकों के पुनरुत्थान के बारे में प्रचार करने के सम्बन्ध में प्रश्न किया (</w:t>
       </w:r>
-      <w:hyperlink r:id="rId19">
-        <w:r>
-          <w:rPr>
-            <w:lang w:val="hi_IN" w:bidi="hi_IN"/>
-          </w:rPr>
-          <w:rPr>
-            <w:color w:val="0000EE"/>
-            <w:u w:val="single"/>
-          </w:rPr>
-          <w:t>प्रेरि 4:5–7</w:t>
-        </w:r>
-      </w:hyperlink>
+      <w:r>
+        <w:rPr>
+          <w:lang w:val="hi_IN" w:bidi="hi_IN"/>
+        </w:rPr>
+        <w:t>प्रेरि 4:5–7</w:t>
+      </w:r>
       <w:r>
         <w:rPr>
           <w:lang w:val="hi_IN" w:bidi="hi_IN"/>
@@ -424,126 +382,84 @@
           <w:lang w:val="hi_IN" w:bidi="hi_IN"/>
         </w:rPr>
       </w:r>
-      <w:hyperlink r:id="rId20">
-        <w:r>
-          <w:rPr>
-            <w:lang w:val="hi_IN" w:bidi="hi_IN"/>
-          </w:rPr>
-          <w:rPr>
-            <w:color w:val="0000EE"/>
-            <w:u w:val="single"/>
-          </w:rPr>
-          <w:t>मत्ती 26:3–5</w:t>
-        </w:r>
-      </w:hyperlink>
+      <w:r>
+        <w:rPr>
+          <w:lang w:val="hi_IN" w:bidi="hi_IN"/>
+        </w:rPr>
+        <w:t>मत्ती 26:3–5</w:t>
+      </w:r>
       <w:r>
         <w:rPr>
           <w:lang w:val="hi_IN" w:bidi="hi_IN"/>
         </w:rPr>
         <w:t xml:space="preserve">, </w:t>
       </w:r>
-      <w:hyperlink r:id="rId21">
-        <w:r>
-          <w:rPr>
-            <w:lang w:val="hi_IN" w:bidi="hi_IN"/>
-          </w:rPr>
-          <w:rPr>
-            <w:color w:val="0000EE"/>
-            <w:u w:val="single"/>
-          </w:rPr>
-          <w:t>57–67</w:t>
-        </w:r>
-      </w:hyperlink>
+      <w:r>
+        <w:rPr>
+          <w:lang w:val="hi_IN" w:bidi="hi_IN"/>
+        </w:rPr>
+        <w:t>57–67</w:t>
+      </w:r>
       <w:r>
         <w:rPr>
           <w:lang w:val="hi_IN" w:bidi="hi_IN"/>
         </w:rPr>
         <w:t xml:space="preserve">; </w:t>
       </w:r>
-      <w:hyperlink r:id="rId22">
-        <w:r>
-          <w:rPr>
-            <w:lang w:val="hi_IN" w:bidi="hi_IN"/>
-          </w:rPr>
-          <w:rPr>
-            <w:color w:val="0000EE"/>
-            <w:u w:val="single"/>
-          </w:rPr>
-          <w:t>मरकुस 14:53–65</w:t>
-        </w:r>
-      </w:hyperlink>
+      <w:r>
+        <w:rPr>
+          <w:lang w:val="hi_IN" w:bidi="hi_IN"/>
+        </w:rPr>
+        <w:t>मरकुस 14:53–65</w:t>
+      </w:r>
       <w:r>
         <w:rPr>
           <w:lang w:val="hi_IN" w:bidi="hi_IN"/>
         </w:rPr>
         <w:t xml:space="preserve">; </w:t>
       </w:r>
-      <w:hyperlink r:id="rId13">
-        <w:r>
-          <w:rPr>
-            <w:lang w:val="hi_IN" w:bidi="hi_IN"/>
-          </w:rPr>
-          <w:rPr>
-            <w:color w:val="0000EE"/>
-            <w:u w:val="single"/>
-          </w:rPr>
-          <w:t>लूका 3:2</w:t>
-        </w:r>
-      </w:hyperlink>
+      <w:r>
+        <w:rPr>
+          <w:lang w:val="hi_IN" w:bidi="hi_IN"/>
+        </w:rPr>
+        <w:t>लूका 3:2</w:t>
+      </w:r>
       <w:r>
         <w:rPr>
           <w:lang w:val="hi_IN" w:bidi="hi_IN"/>
         </w:rPr>
         <w:t xml:space="preserve">; </w:t>
       </w:r>
-      <w:hyperlink r:id="rId23">
-        <w:r>
-          <w:rPr>
-            <w:lang w:val="hi_IN" w:bidi="hi_IN"/>
-          </w:rPr>
-          <w:rPr>
-            <w:color w:val="0000EE"/>
-            <w:u w:val="single"/>
-          </w:rPr>
-          <w:t>यूहन्ना 11:49–53</w:t>
-        </w:r>
-      </w:hyperlink>
+      <w:r>
+        <w:rPr>
+          <w:lang w:val="hi_IN" w:bidi="hi_IN"/>
+        </w:rPr>
+        <w:t>यूहन्ना 11:49–53</w:t>
+      </w:r>
       <w:r>
         <w:rPr>
           <w:lang w:val="hi_IN" w:bidi="hi_IN"/>
         </w:rPr>
         <w:t xml:space="preserve">; </w:t>
       </w:r>
-      <w:hyperlink r:id="rId24">
-        <w:r>
-          <w:rPr>
-            <w:lang w:val="hi_IN" w:bidi="hi_IN"/>
-          </w:rPr>
-          <w:rPr>
-            <w:color w:val="0000EE"/>
-            <w:u w:val="single"/>
-          </w:rPr>
-          <w:t>यूहन्ना 18:13–28</w:t>
-        </w:r>
-      </w:hyperlink>
+      <w:r>
+        <w:rPr>
+          <w:lang w:val="hi_IN" w:bidi="hi_IN"/>
+        </w:rPr>
+        <w:t>यूहन्ना 18:13–28</w:t>
+      </w:r>
       <w:r>
         <w:rPr>
           <w:lang w:val="hi_IN" w:bidi="hi_IN"/>
         </w:rPr>
         <w:t xml:space="preserve">; </w:t>
       </w:r>
-      <w:hyperlink r:id="rId19">
-        <w:r>
-          <w:rPr>
-            <w:lang w:val="hi_IN" w:bidi="hi_IN"/>
-          </w:rPr>
-          <w:rPr>
-            <w:color w:val="0000EE"/>
-            <w:u w:val="single"/>
-          </w:rPr>
-          <w:t>प्रेरितों के काम 4:5–7</w:t>
-        </w:r>
-      </w:hyperlink>
+      <w:r>
+        <w:rPr>
+          <w:lang w:val="hi_IN" w:bidi="hi_IN"/>
+        </w:rPr>
+        <w:t>प्रेरितों के काम 4:5–7</w:t>
+      </w:r>
       <w:r>
         <w:rPr>
           <w:lang w:val="hi_IN" w:bidi="hi_IN"/>
@@ -610,54 +526,36 @@
         </w:rPr>
         <w:t>(</w:t>
       </w:r>
-      <w:hyperlink r:id="rId25">
-        <w:r>
-          <w:rPr>
-            <w:lang w:val="hi_IN" w:bidi="hi_IN"/>
-          </w:rPr>
-          <w:rPr>
-            <w:color w:val="0000EE"/>
-            <w:u w:val="single"/>
-          </w:rPr>
-          <w:t>उत 12:2</w:t>
-        </w:r>
-      </w:hyperlink>
+      <w:r>
+        <w:rPr>
+          <w:lang w:val="hi_IN" w:bidi="hi_IN"/>
+        </w:rPr>
+        <w:t>उत 12:2</w:t>
+      </w:r>
       <w:r>
         <w:rPr>
           <w:lang w:val="hi_IN" w:bidi="hi_IN"/>
         </w:rPr>
         <w:t xml:space="preserve">, </w:t>
       </w:r>
-      <w:hyperlink r:id="rId26">
-        <w:r>
-          <w:rPr>
-            <w:lang w:val="hi_IN" w:bidi="hi_IN"/>
-          </w:rPr>
-          <w:rPr>
-            <w:color w:val="0000EE"/>
-            <w:u w:val="single"/>
-          </w:rPr>
-          <w:t>7</w:t>
-        </w:r>
-      </w:hyperlink>
+      <w:r>
+        <w:rPr>
+          <w:lang w:val="hi_IN" w:bidi="hi_IN"/>
+        </w:rPr>
+        <w:t>7</w:t>
+      </w:r>
       <w:r>
         <w:rPr>
           <w:lang w:val="hi_IN" w:bidi="hi_IN"/>
         </w:rPr>
         <w:t xml:space="preserve">)। कनान में दस साल बिना बच्चों के बिताने के बाद, सारै ने एक मेसोपोटामियाई प्रथा का पालन किया। उन्होंने हागार को अब्राम को एक रखैल (उपपत्नी) के रूप में दिया। इस मिलन से उत्पन्न कोई भी पुत्र पत्नी का बालक माना जाता था (देखें </w:t>
       </w:r>
-      <w:hyperlink r:id="rId27">
-        <w:r>
-          <w:rPr>
-            <w:lang w:val="hi_IN" w:bidi="hi_IN"/>
-          </w:rPr>
-          <w:rPr>
-            <w:color w:val="0000EE"/>
-            <w:u w:val="single"/>
-          </w:rPr>
-          <w:t>उत 30:1–8</w:t>
-        </w:r>
-      </w:hyperlink>
+      <w:r>
+        <w:rPr>
+          <w:lang w:val="hi_IN" w:bidi="hi_IN"/>
+        </w:rPr>
+        <w:t>उत 30:1–8</w:t>
+      </w:r>
       <w:r>
         <w:rPr>
           <w:lang w:val="hi_IN" w:bidi="hi_IN"/>
@@ -684,18 +582,12 @@
         </w:rPr>
         <w:t xml:space="preserve"> (</w:t>
       </w:r>
-      <w:hyperlink r:id="rId28">
-        <w:r>
-          <w:rPr>
-            <w:lang w:val="hi_IN" w:bidi="hi_IN"/>
-          </w:rPr>
-          <w:rPr>
-            <w:color w:val="0000EE"/>
-            <w:u w:val="single"/>
-          </w:rPr>
-          <w:t>उत 16:4–6</w:t>
-        </w:r>
-      </w:hyperlink>
+      <w:r>
+        <w:rPr>
+          <w:lang w:val="hi_IN" w:bidi="hi_IN"/>
+        </w:rPr>
+        <w:t>उत 16:4–6</w:t>
+      </w:r>
       <w:r>
         <w:rPr>
           <w:lang w:val="hi_IN" w:bidi="hi_IN"/>
@@ -740,18 +632,12 @@
         </w:rPr>
         <w:t xml:space="preserve"> को जन्म दिया जिसका नाम इश्माएल रखा गया (</w:t>
       </w:r>
-      <w:hyperlink r:id="rId29">
-        <w:r>
-          <w:rPr>
-            <w:lang w:val="hi_IN" w:bidi="hi_IN"/>
-          </w:rPr>
-          <w:rPr>
-            <w:color w:val="0000EE"/>
-            <w:u w:val="single"/>
-          </w:rPr>
-          <w:t>उत 16:1–16</w:t>
-        </w:r>
-      </w:hyperlink>
+      <w:r>
+        <w:rPr>
+          <w:lang w:val="hi_IN" w:bidi="hi_IN"/>
+        </w:rPr>
+        <w:t>उत 16:1–16</w:t>
+      </w:r>
       <w:r>
         <w:rPr>
           <w:lang w:val="hi_IN" w:bidi="hi_IN"/>
@@ -784,36 +670,24 @@
         </w:rPr>
         <w:t xml:space="preserve"> किया हुआ पुत्र इसहाक दिया। जब इसहाक तीन साल का हुआ और उसका दूध छुड़ाया गया, तो उन्होंने पारंपरिक भोज आयोजित किया। इस दौरान इश्माएल ने इसहाक का हँसी उड़ाया (</w:t>
       </w:r>
-      <w:hyperlink r:id="rId30">
-        <w:r>
-          <w:rPr>
-            <w:lang w:val="hi_IN" w:bidi="hi_IN"/>
-          </w:rPr>
-          <w:rPr>
-            <w:color w:val="0000EE"/>
-            <w:u w:val="single"/>
-          </w:rPr>
-          <w:t>उत 21:9</w:t>
-        </w:r>
-      </w:hyperlink>
+      <w:r>
+        <w:rPr>
+          <w:lang w:val="hi_IN" w:bidi="hi_IN"/>
+        </w:rPr>
+        <w:t>उत 21:9</w:t>
+      </w:r>
       <w:r>
         <w:rPr>
           <w:lang w:val="hi_IN" w:bidi="hi_IN"/>
         </w:rPr>
         <w:t>), इस पर साराह ने अब्राहम से आग्रह किया कि वह हागार और इश्माएल को घर से बाहर भेज दें। परमेश्वर ने इस निर्णय का समर्थन किया (</w:t>
       </w:r>
-      <w:hyperlink r:id="rId31">
-        <w:r>
-          <w:rPr>
-            <w:lang w:val="hi_IN" w:bidi="hi_IN"/>
-          </w:rPr>
-          <w:rPr>
-            <w:color w:val="0000EE"/>
-            <w:u w:val="single"/>
-          </w:rPr>
-          <w:t>उत 21:12</w:t>
-        </w:r>
-      </w:hyperlink>
+      <w:r>
+        <w:rPr>
+          <w:lang w:val="hi_IN" w:bidi="hi_IN"/>
+        </w:rPr>
+        <w:t>उत 21:12</w:t>
+      </w:r>
       <w:r>
         <w:rPr>
           <w:lang w:val="hi_IN" w:bidi="hi_IN"/>
@@ -845,18 +719,12 @@
         </w:rPr>
         <w:t>से उन्हें बचाया और हागार से वादा किया कि इश्माएल एक महान जाति का पिता बनेगा (</w:t>
       </w:r>
-      <w:hyperlink r:id="rId32">
-        <w:r>
-          <w:rPr>
-            <w:lang w:val="hi_IN" w:bidi="hi_IN"/>
-          </w:rPr>
-          <w:rPr>
-            <w:color w:val="0000EE"/>
-            <w:u w:val="single"/>
-          </w:rPr>
-          <w:t>उत 21:17–19</w:t>
-        </w:r>
-      </w:hyperlink>
+      <w:r>
+        <w:rPr>
+          <w:lang w:val="hi_IN" w:bidi="hi_IN"/>
+        </w:rPr>
+        <w:t>उत 21:17–19</w:t>
+      </w:r>
       <w:r>
         <w:rPr>
           <w:lang w:val="hi_IN" w:bidi="hi_IN"/>
@@ -877,18 +745,12 @@
         </w:rPr>
         <w:t xml:space="preserve">पौलुस ने </w:t>
       </w:r>
-      <w:hyperlink r:id="rId33">
-        <w:r>
-          <w:rPr>
-            <w:lang w:val="hi_IN" w:bidi="hi_IN"/>
-          </w:rPr>
-          <w:rPr>
-            <w:color w:val="0000EE"/>
-            <w:u w:val="single"/>
-          </w:rPr>
-          <w:t>गलातियों 4:22–31</w:t>
-        </w:r>
-      </w:hyperlink>
+      <w:r>
+        <w:rPr>
+          <w:lang w:val="hi_IN" w:bidi="hi_IN"/>
+        </w:rPr>
+        <w:t>गलातियों 4:22–31</w:t>
+      </w:r>
       <w:r>
         <w:rPr>
           <w:lang w:val="hi_IN" w:bidi="hi_IN"/>
@@ -924,72 +786,48 @@
           <w:lang w:val="hi_IN" w:bidi="hi_IN"/>
         </w:rPr>
       </w:r>
-      <w:hyperlink r:id="rId29">
-        <w:r>
-          <w:rPr>
-            <w:lang w:val="hi_IN" w:bidi="hi_IN"/>
-          </w:rPr>
-          <w:rPr>
-            <w:color w:val="0000EE"/>
-            <w:u w:val="single"/>
-          </w:rPr>
-          <w:t>उत्पत्ति 16:1–16</w:t>
-        </w:r>
-      </w:hyperlink>
+      <w:r>
+        <w:rPr>
+          <w:lang w:val="hi_IN" w:bidi="hi_IN"/>
+        </w:rPr>
+        <w:t>उत्पत्ति 16:1–16</w:t>
+      </w:r>
       <w:r>
         <w:rPr>
           <w:lang w:val="hi_IN" w:bidi="hi_IN"/>
         </w:rPr>
         <w:t xml:space="preserve">; </w:t>
       </w:r>
-      <w:hyperlink r:id="rId34">
-        <w:r>
-          <w:rPr>
-            <w:lang w:val="hi_IN" w:bidi="hi_IN"/>
-          </w:rPr>
-          <w:rPr>
-            <w:color w:val="0000EE"/>
-            <w:u w:val="single"/>
-          </w:rPr>
-          <w:t>21:9–21</w:t>
-        </w:r>
-      </w:hyperlink>
+      <w:r>
+        <w:rPr>
+          <w:lang w:val="hi_IN" w:bidi="hi_IN"/>
+        </w:rPr>
+        <w:t>21:9–21</w:t>
+      </w:r>
       <w:r>
         <w:rPr>
           <w:lang w:val="hi_IN" w:bidi="hi_IN"/>
         </w:rPr>
         <w:t xml:space="preserve">; </w:t>
       </w:r>
-      <w:hyperlink r:id="rId35">
-        <w:r>
-          <w:rPr>
-            <w:lang w:val="hi_IN" w:bidi="hi_IN"/>
-          </w:rPr>
-          <w:rPr>
-            <w:color w:val="0000EE"/>
-            <w:u w:val="single"/>
-          </w:rPr>
-          <w:t>25:12</w:t>
-        </w:r>
-      </w:hyperlink>
+      <w:r>
+        <w:rPr>
+          <w:lang w:val="hi_IN" w:bidi="hi_IN"/>
+        </w:rPr>
+        <w:t>25:12</w:t>
+      </w:r>
       <w:r>
         <w:rPr>
           <w:lang w:val="hi_IN" w:bidi="hi_IN"/>
         </w:rPr>
         <w:t xml:space="preserve">; </w:t>
       </w:r>
-      <w:hyperlink r:id="rId33">
-        <w:r>
-          <w:rPr>
-            <w:lang w:val="hi_IN" w:bidi="hi_IN"/>
-          </w:rPr>
-          <w:rPr>
-            <w:color w:val="0000EE"/>
-            <w:u w:val="single"/>
-          </w:rPr>
-          <w:t>गलातियों 4:22–31</w:t>
-        </w:r>
-      </w:hyperlink>
+      <w:r>
+        <w:rPr>
+          <w:lang w:val="hi_IN" w:bidi="hi_IN"/>
+        </w:rPr>
+        <w:t>गलातियों 4:22–31</w:t>
+      </w:r>
       <w:r>
         <w:rPr>
           <w:lang w:val="hi_IN" w:bidi="hi_IN"/>
@@ -1038,36 +876,24 @@
         </w:rPr>
         <w:t xml:space="preserve">हारून मूसा के बड़े भाई थे (देखें </w:t>
       </w:r>
-      <w:hyperlink r:id="rId36">
-        <w:r>
-          <w:rPr>
-            <w:lang w:val="hi_IN" w:bidi="hi_IN"/>
-          </w:rPr>
-          <w:rPr>
-            <w:color w:val="0000EE"/>
-            <w:u w:val="single"/>
-          </w:rPr>
-          <w:t>निर्ग 6:20</w:t>
-        </w:r>
-      </w:hyperlink>
+      <w:r>
+        <w:rPr>
+          <w:lang w:val="hi_IN" w:bidi="hi_IN"/>
+        </w:rPr>
+        <w:t>निर्ग 6:20</w:t>
+      </w:r>
       <w:r>
         <w:rPr>
           <w:lang w:val="hi_IN" w:bidi="hi_IN"/>
         </w:rPr>
         <w:t xml:space="preserve">; </w:t>
       </w:r>
-      <w:hyperlink r:id="rId37">
-        <w:r>
-          <w:rPr>
-            <w:lang w:val="hi_IN" w:bidi="hi_IN"/>
-          </w:rPr>
-          <w:rPr>
-            <w:color w:val="0000EE"/>
-            <w:u w:val="single"/>
-          </w:rPr>
-          <w:t>7:7</w:t>
-        </w:r>
-      </w:hyperlink>
+      <w:r>
+        <w:rPr>
+          <w:lang w:val="hi_IN" w:bidi="hi_IN"/>
+        </w:rPr>
+        <w:t>7:7</w:t>
+      </w:r>
       <w:r>
         <w:rPr>
           <w:lang w:val="hi_IN" w:bidi="hi_IN"/>
@@ -1086,36 +912,24 @@
         </w:rPr>
         <w:t>(</w:t>
       </w:r>
-      <w:hyperlink r:id="rId38">
-        <w:r>
-          <w:rPr>
-            <w:lang w:val="hi_IN" w:bidi="hi_IN"/>
-          </w:rPr>
-          <w:rPr>
-            <w:color w:val="0000EE"/>
-            <w:u w:val="single"/>
-          </w:rPr>
-          <w:t>निर्ग 3:1–4:17</w:t>
-        </w:r>
-      </w:hyperlink>
+      <w:r>
+        <w:rPr>
+          <w:lang w:val="hi_IN" w:bidi="hi_IN"/>
+        </w:rPr>
+        <w:t>निर्ग 3:1–4:17</w:t>
+      </w:r>
       <w:r>
         <w:rPr>
           <w:lang w:val="hi_IN" w:bidi="hi_IN"/>
         </w:rPr>
         <w:t>)। मूसा ने परमेश्वर का बुलावा स्वीकार करने में हिचकिचाहट दिखाई और कहा कि वह इस्राएलियों को मिस्र से बाहर ले जाने में सक्षम नहीं है क्योंकि उन्हें बोलने में समस्या होती थी (</w:t>
       </w:r>
-      <w:hyperlink r:id="rId39">
-        <w:r>
-          <w:rPr>
-            <w:lang w:val="hi_IN" w:bidi="hi_IN"/>
-          </w:rPr>
-          <w:rPr>
-            <w:color w:val="0000EE"/>
-            <w:u w:val="single"/>
-          </w:rPr>
-          <w:t>निर्ग 4:10</w:t>
-        </w:r>
-      </w:hyperlink>
+      <w:r>
+        <w:rPr>
+          <w:lang w:val="hi_IN" w:bidi="hi_IN"/>
+        </w:rPr>
+        <w:t>निर्ग 4:10</w:t>
+      </w:r>
       <w:r>
         <w:rPr>
           <w:lang w:val="hi_IN" w:bidi="hi_IN"/>
@@ -1134,18 +948,12 @@
         </w:rPr>
         <w:t xml:space="preserve"> (</w:t>
       </w:r>
-      <w:hyperlink r:id="rId40">
-        <w:r>
-          <w:rPr>
-            <w:lang w:val="hi_IN" w:bidi="hi_IN"/>
-          </w:rPr>
-          <w:rPr>
-            <w:color w:val="0000EE"/>
-            <w:u w:val="single"/>
-          </w:rPr>
-          <w:t>निर्ग 5:1–5</w:t>
-        </w:r>
-      </w:hyperlink>
+      <w:r>
+        <w:rPr>
+          <w:lang w:val="hi_IN" w:bidi="hi_IN"/>
+        </w:rPr>
+        <w:t>निर्ग 5:1–5</w:t>
+      </w:r>
       <w:r>
         <w:rPr>
           <w:lang w:val="hi_IN" w:bidi="hi_IN"/>
@@ -1166,72 +974,48 @@
         </w:rPr>
         <w:t>जब इस्राएली जंगल में थे, परमेश्वर ने हारून और उनके पुत्रों को याजक बनने के लिए चुना (</w:t>
       </w:r>
-      <w:hyperlink r:id="rId41">
-        <w:r>
-          <w:rPr>
-            <w:lang w:val="hi_IN" w:bidi="hi_IN"/>
-          </w:rPr>
-          <w:rPr>
-            <w:color w:val="0000EE"/>
-            <w:u w:val="single"/>
-          </w:rPr>
-          <w:t>निर्ग 28:1–5</w:t>
-        </w:r>
-      </w:hyperlink>
+      <w:r>
+        <w:rPr>
+          <w:lang w:val="hi_IN" w:bidi="hi_IN"/>
+        </w:rPr>
+        <w:t>निर्ग 28:1–5</w:t>
+      </w:r>
       <w:r>
         <w:rPr>
           <w:lang w:val="hi_IN" w:bidi="hi_IN"/>
         </w:rPr>
         <w:t xml:space="preserve">; </w:t>
       </w:r>
-      <w:hyperlink r:id="rId42">
-        <w:r>
-          <w:rPr>
-            <w:lang w:val="hi_IN" w:bidi="hi_IN"/>
-          </w:rPr>
-          <w:rPr>
-            <w:color w:val="0000EE"/>
-            <w:u w:val="single"/>
-          </w:rPr>
-          <w:t>29:1–46</w:t>
-        </w:r>
-      </w:hyperlink>
+      <w:r>
+        <w:rPr>
+          <w:lang w:val="hi_IN" w:bidi="hi_IN"/>
+        </w:rPr>
+        <w:t>29:1–46</w:t>
+      </w:r>
       <w:r>
         <w:rPr>
           <w:lang w:val="hi_IN" w:bidi="hi_IN"/>
         </w:rPr>
         <w:t xml:space="preserve">; </w:t>
       </w:r>
-      <w:hyperlink r:id="rId43">
-        <w:r>
-          <w:rPr>
-            <w:lang w:val="hi_IN" w:bidi="hi_IN"/>
-          </w:rPr>
-          <w:rPr>
-            <w:color w:val="0000EE"/>
-            <w:u w:val="single"/>
-          </w:rPr>
-          <w:t>लैव्य 8:1–36</w:t>
-        </w:r>
-      </w:hyperlink>
+      <w:r>
+        <w:rPr>
+          <w:lang w:val="hi_IN" w:bidi="hi_IN"/>
+        </w:rPr>
+        <w:t>लैव्य 8:1–36</w:t>
+      </w:r>
       <w:r>
         <w:rPr>
           <w:lang w:val="hi_IN" w:bidi="hi_IN"/>
         </w:rPr>
         <w:t>)। हारून इस्राएल के पहले महायाजक बने। प्रायश्चित के दिन उनकी भूमिका महत्वपूर्ण थी। यह एकमात्र दिन था जब महायाजक परमपवित्र स्थान में प्रवेश करते थे ताकि इस्राएल को उसके पापों से शुद्ध कर सके (</w:t>
       </w:r>
-      <w:hyperlink r:id="rId44">
-        <w:r>
-          <w:rPr>
-            <w:lang w:val="hi_IN" w:bidi="hi_IN"/>
-          </w:rPr>
-          <w:rPr>
-            <w:color w:val="0000EE"/>
-            <w:u w:val="single"/>
-          </w:rPr>
-          <w:t>लैव्य 16</w:t>
-        </w:r>
-      </w:hyperlink>
+      <w:r>
+        <w:rPr>
+          <w:lang w:val="hi_IN" w:bidi="hi_IN"/>
+        </w:rPr>
+        <w:t>लैव्य 16</w:t>
+      </w:r>
       <w:r>
         <w:rPr>
           <w:lang w:val="hi_IN" w:bidi="hi_IN"/>
@@ -1252,18 +1036,12 @@
         </w:rPr>
         <w:t>हारून एक परिपूर्ण अगुवा नहीं थे। जब मूसा सीनै पर्वत पर परमेश्वर से व्यवस्था प्राप्त कर रहे थे, हारून ने एक मूर्ति बनाने में लोगों की मदद की (</w:t>
       </w:r>
-      <w:hyperlink r:id="rId45">
-        <w:r>
-          <w:rPr>
-            <w:lang w:val="hi_IN" w:bidi="hi_IN"/>
-          </w:rPr>
-          <w:rPr>
-            <w:color w:val="0000EE"/>
-            <w:u w:val="single"/>
-          </w:rPr>
-          <w:t>निर्ग 32</w:t>
-        </w:r>
-      </w:hyperlink>
+      <w:r>
+        <w:rPr>
+          <w:lang w:val="hi_IN" w:bidi="hi_IN"/>
+        </w:rPr>
+        <w:t>निर्ग 32</w:t>
+      </w:r>
       <w:r>
         <w:rPr>
           <w:lang w:val="hi_IN" w:bidi="hi_IN"/>
@@ -1284,36 +1062,24 @@
         </w:rPr>
         <w:t>हारून और उनकी बहन, मिर्याम, ने एक बार मूसा के अधिकार पर अनुचित तरीके से सवाल उठाया। इससे मिर्याम अस्थायी रूप से कोढ़ से ग्रस्त हो गईं (</w:t>
       </w:r>
-      <w:hyperlink r:id="rId46">
-        <w:r>
-          <w:rPr>
-            <w:lang w:val="hi_IN" w:bidi="hi_IN"/>
-          </w:rPr>
-          <w:rPr>
-            <w:color w:val="0000EE"/>
-            <w:u w:val="single"/>
-          </w:rPr>
-          <w:t>गिन 12</w:t>
-        </w:r>
-      </w:hyperlink>
+      <w:r>
+        <w:rPr>
+          <w:lang w:val="hi_IN" w:bidi="hi_IN"/>
+        </w:rPr>
+        <w:t>गिन 12</w:t>
+      </w:r>
       <w:r>
         <w:rPr>
           <w:lang w:val="hi_IN" w:bidi="hi_IN"/>
         </w:rPr>
         <w:t>)। बाद में, जब अन्य लेवी हारून के अधिकार पर सवाल उठाने लगे, तो परमेश्वर ने हारून की भूमिका की पुष्टि उनकी लाठी में बादाम के फूलों को लगाकर की (</w:t>
       </w:r>
-      <w:hyperlink r:id="rId47">
-        <w:r>
-          <w:rPr>
-            <w:lang w:val="hi_IN" w:bidi="hi_IN"/>
-          </w:rPr>
-          <w:rPr>
-            <w:color w:val="0000EE"/>
-            <w:u w:val="single"/>
-          </w:rPr>
-          <w:t>गिन 17</w:t>
-        </w:r>
-      </w:hyperlink>
+      <w:r>
+        <w:rPr>
+          <w:lang w:val="hi_IN" w:bidi="hi_IN"/>
+        </w:rPr>
+        <w:t>गिन 17</w:t>
+      </w:r>
       <w:r>
         <w:rPr>
           <w:lang w:val="hi_IN" w:bidi="hi_IN"/>
@@ -1332,36 +1098,24 @@
         </w:rPr>
         <w:t>(</w:t>
       </w:r>
-      <w:hyperlink r:id="rId48">
-        <w:r>
-          <w:rPr>
-            <w:lang w:val="hi_IN" w:bidi="hi_IN"/>
-          </w:rPr>
-          <w:rPr>
-            <w:color w:val="0000EE"/>
-            <w:u w:val="single"/>
-          </w:rPr>
-          <w:t>गिन 20:1–13</w:t>
-        </w:r>
-      </w:hyperlink>
+      <w:r>
+        <w:rPr>
+          <w:lang w:val="hi_IN" w:bidi="hi_IN"/>
+        </w:rPr>
+        <w:t>गिन 20:1–13</w:t>
+      </w:r>
       <w:r>
         <w:rPr>
           <w:lang w:val="hi_IN" w:bidi="hi_IN"/>
         </w:rPr>
         <w:t>), वे दोनों जंगल में ही मर गए और वादा की गई भूमि में प्रवेश नहीं कर सके (</w:t>
       </w:r>
-      <w:hyperlink r:id="rId49">
-        <w:r>
-          <w:rPr>
-            <w:lang w:val="hi_IN" w:bidi="hi_IN"/>
-          </w:rPr>
-          <w:rPr>
-            <w:color w:val="0000EE"/>
-            <w:u w:val="single"/>
-          </w:rPr>
-          <w:t>गिन 20:22–29</w:t>
-        </w:r>
-      </w:hyperlink>
+      <w:r>
+        <w:rPr>
+          <w:lang w:val="hi_IN" w:bidi="hi_IN"/>
+        </w:rPr>
+        <w:t>गिन 20:22–29</w:t>
+      </w:r>
       <w:r>
         <w:rPr>
           <w:lang w:val="hi_IN" w:bidi="hi_IN"/>
@@ -1382,18 +1136,12 @@
         </w:rPr>
         <w:t xml:space="preserve">यीशु अब महान महायाजक हैं, जिनके पास हारून से अधिक अधिकार और शक्ति है (देखें </w:t>
       </w:r>
-      <w:hyperlink r:id="rId50">
-        <w:r>
-          <w:rPr>
-            <w:lang w:val="hi_IN" w:bidi="hi_IN"/>
-          </w:rPr>
-          <w:rPr>
-            <w:color w:val="0000EE"/>
-            <w:u w:val="single"/>
-          </w:rPr>
-          <w:t>इब्रा 7–10</w:t>
-        </w:r>
-      </w:hyperlink>
+      <w:r>
+        <w:rPr>
+          <w:lang w:val="hi_IN" w:bidi="hi_IN"/>
+        </w:rPr>
+        <w:t>इब्रा 7–10</w:t>
+      </w:r>
       <w:r>
         <w:rPr>
           <w:lang w:val="hi_IN" w:bidi="hi_IN"/>
@@ -1423,180 +1171,120 @@
           <w:lang w:val="hi_IN" w:bidi="hi_IN"/>
         </w:rPr>
       </w:r>
-      <w:hyperlink r:id="rId51">
-        <w:r>
-          <w:rPr>
-            <w:lang w:val="hi_IN" w:bidi="hi_IN"/>
-          </w:rPr>
-          <w:rPr>
-            <w:color w:val="0000EE"/>
-            <w:u w:val="single"/>
-          </w:rPr>
-          <w:t>निर्गमन 4:14–17</w:t>
-        </w:r>
-      </w:hyperlink>
+      <w:r>
+        <w:rPr>
+          <w:lang w:val="hi_IN" w:bidi="hi_IN"/>
+        </w:rPr>
+        <w:t>निर्गमन 4:14–17</w:t>
+      </w:r>
       <w:r>
         <w:rPr>
           <w:lang w:val="hi_IN" w:bidi="hi_IN"/>
         </w:rPr>
         <w:t xml:space="preserve">, </w:t>
       </w:r>
-      <w:hyperlink r:id="rId52">
-        <w:r>
-          <w:rPr>
-            <w:lang w:val="hi_IN" w:bidi="hi_IN"/>
-          </w:rPr>
-          <w:rPr>
-            <w:color w:val="0000EE"/>
-            <w:u w:val="single"/>
-          </w:rPr>
-          <w:t>27–31</w:t>
-        </w:r>
-      </w:hyperlink>
+      <w:r>
+        <w:rPr>
+          <w:lang w:val="hi_IN" w:bidi="hi_IN"/>
+        </w:rPr>
+        <w:t>27–31</w:t>
+      </w:r>
       <w:r>
         <w:rPr>
           <w:lang w:val="hi_IN" w:bidi="hi_IN"/>
         </w:rPr>
         <w:t xml:space="preserve">; </w:t>
       </w:r>
-      <w:hyperlink r:id="rId53">
-        <w:r>
-          <w:rPr>
-            <w:lang w:val="hi_IN" w:bidi="hi_IN"/>
-          </w:rPr>
-          <w:rPr>
-            <w:color w:val="0000EE"/>
-            <w:u w:val="single"/>
-          </w:rPr>
-          <w:t>6:20–27</w:t>
-        </w:r>
-      </w:hyperlink>
+      <w:r>
+        <w:rPr>
+          <w:lang w:val="hi_IN" w:bidi="hi_IN"/>
+        </w:rPr>
+        <w:t>6:20–27</w:t>
+      </w:r>
       <w:r>
         <w:rPr>
           <w:lang w:val="hi_IN" w:bidi="hi_IN"/>
         </w:rPr>
         <w:t xml:space="preserve">; </w:t>
       </w:r>
-      <w:hyperlink r:id="rId54">
-        <w:r>
-          <w:rPr>
-            <w:lang w:val="hi_IN" w:bidi="hi_IN"/>
-          </w:rPr>
-          <w:rPr>
-            <w:color w:val="0000EE"/>
-            <w:u w:val="single"/>
-          </w:rPr>
-          <w:t>7:1–2</w:t>
-        </w:r>
-      </w:hyperlink>
+      <w:r>
+        <w:rPr>
+          <w:lang w:val="hi_IN" w:bidi="hi_IN"/>
+        </w:rPr>
+        <w:t>7:1–2</w:t>
+      </w:r>
       <w:r>
         <w:rPr>
           <w:lang w:val="hi_IN" w:bidi="hi_IN"/>
         </w:rPr>
         <w:t xml:space="preserve">; </w:t>
       </w:r>
-      <w:hyperlink r:id="rId41">
-        <w:r>
-          <w:rPr>
-            <w:lang w:val="hi_IN" w:bidi="hi_IN"/>
-          </w:rPr>
-          <w:rPr>
-            <w:color w:val="0000EE"/>
-            <w:u w:val="single"/>
-          </w:rPr>
-          <w:t>28:1–5</w:t>
-        </w:r>
-      </w:hyperlink>
+      <w:r>
+        <w:rPr>
+          <w:lang w:val="hi_IN" w:bidi="hi_IN"/>
+        </w:rPr>
+        <w:t>28:1–5</w:t>
+      </w:r>
       <w:r>
         <w:rPr>
           <w:lang w:val="hi_IN" w:bidi="hi_IN"/>
         </w:rPr>
         <w:t xml:space="preserve">; </w:t>
       </w:r>
-      <w:hyperlink r:id="rId55">
-        <w:r>
-          <w:rPr>
-            <w:lang w:val="hi_IN" w:bidi="hi_IN"/>
-          </w:rPr>
-          <w:rPr>
-            <w:color w:val="0000EE"/>
-            <w:u w:val="single"/>
-          </w:rPr>
-          <w:t>32:1–25</w:t>
-        </w:r>
-      </w:hyperlink>
+      <w:r>
+        <w:rPr>
+          <w:lang w:val="hi_IN" w:bidi="hi_IN"/>
+        </w:rPr>
+        <w:t>32:1–25</w:t>
+      </w:r>
       <w:r>
         <w:rPr>
           <w:lang w:val="hi_IN" w:bidi="hi_IN"/>
         </w:rPr>
         <w:t xml:space="preserve">; </w:t>
       </w:r>
-      <w:hyperlink r:id="rId56">
-        <w:r>
-          <w:rPr>
-            <w:lang w:val="hi_IN" w:bidi="hi_IN"/>
-          </w:rPr>
-          <w:rPr>
-            <w:color w:val="0000EE"/>
-            <w:u w:val="single"/>
-          </w:rPr>
-          <w:t>गिनती 12:1–12</w:t>
-        </w:r>
-      </w:hyperlink>
+      <w:r>
+        <w:rPr>
+          <w:lang w:val="hi_IN" w:bidi="hi_IN"/>
+        </w:rPr>
+        <w:t>गिनती 12:1–12</w:t>
+      </w:r>
       <w:r>
         <w:rPr>
           <w:lang w:val="hi_IN" w:bidi="hi_IN"/>
         </w:rPr>
         <w:t xml:space="preserve">; </w:t>
       </w:r>
-      <w:hyperlink r:id="rId48">
-        <w:r>
-          <w:rPr>
-            <w:lang w:val="hi_IN" w:bidi="hi_IN"/>
-          </w:rPr>
-          <w:rPr>
-            <w:color w:val="0000EE"/>
-            <w:u w:val="single"/>
-          </w:rPr>
-          <w:t>20:1–13</w:t>
-        </w:r>
-      </w:hyperlink>
+      <w:r>
+        <w:rPr>
+          <w:lang w:val="hi_IN" w:bidi="hi_IN"/>
+        </w:rPr>
+        <w:t>20:1–13</w:t>
+      </w:r>
       <w:r>
         <w:rPr>
           <w:lang w:val="hi_IN" w:bidi="hi_IN"/>
         </w:rPr>
         <w:t xml:space="preserve">, </w:t>
       </w:r>
-      <w:hyperlink r:id="rId49">
-        <w:r>
-          <w:rPr>
-            <w:lang w:val="hi_IN" w:bidi="hi_IN"/>
-          </w:rPr>
-          <w:rPr>
-            <w:color w:val="0000EE"/>
-            <w:u w:val="single"/>
-          </w:rPr>
-          <w:t>22–29</w:t>
-        </w:r>
-      </w:hyperlink>
+      <w:r>
+        <w:rPr>
+          <w:lang w:val="hi_IN" w:bidi="hi_IN"/>
+        </w:rPr>
+        <w:t>22–29</w:t>
+      </w:r>
       <w:r>
         <w:rPr>
           <w:lang w:val="hi_IN" w:bidi="hi_IN"/>
         </w:rPr>
         <w:t xml:space="preserve">; </w:t>
       </w:r>
-      <w:hyperlink r:id="rId57">
-        <w:r>
-          <w:rPr>
-            <w:lang w:val="hi_IN" w:bidi="hi_IN"/>
-          </w:rPr>
-          <w:rPr>
-            <w:color w:val="0000EE"/>
-            <w:u w:val="single"/>
-          </w:rPr>
-          <w:t>प्रेरितों के काम 7:39–41</w:t>
-        </w:r>
-      </w:hyperlink>
+      <w:r>
+        <w:rPr>
+          <w:lang w:val="hi_IN" w:bidi="hi_IN"/>
+        </w:rPr>
+        <w:t>प्रेरितों के काम 7:39–41</w:t>
+      </w:r>
       <w:r>
         <w:rPr>
           <w:lang w:val="hi_IN" w:bidi="hi_IN"/>
@@ -1651,18 +1339,12 @@
         </w:rPr>
         <w:t>(</w:t>
       </w:r>
-      <w:hyperlink r:id="rId58">
-        <w:r>
-          <w:rPr>
-            <w:lang w:val="hi_IN" w:bidi="hi_IN"/>
-          </w:rPr>
-          <w:rPr>
-            <w:color w:val="0000EE"/>
-            <w:u w:val="single"/>
-          </w:rPr>
-          <w:t>2 इति 29–30</w:t>
-        </w:r>
-      </w:hyperlink>
+      <w:r>
+        <w:rPr>
+          <w:lang w:val="hi_IN" w:bidi="hi_IN"/>
+        </w:rPr>
+        <w:t>2 इति 29–30</w:t>
+      </w:r>
       <w:r>
         <w:rPr>
           <w:lang w:val="hi_IN" w:bidi="hi_IN"/>
@@ -1683,72 +1365,48 @@
         </w:rPr>
         <w:t>हिजकिय्याह के शासन के आरंभ के बाद, अश्शूरी, शल्मनेसेर V और बाद में सर्गोन II के नेतृत्व में, उत्तरी राज्य को पराजित कर दिया। उन्होंने इसके लोगों को निर्वासित कर दिया और 722 ईसा पूर्व में विदेशियों को लाए। जब सर्गोन II की मृत्यु 705 ईसा पूर्व में हुई, तो उनके पुत्र सन्हेरीब ने सत्ता संभाली, जिससे व्यापक विद्रोह हुआ। हिजकिय्याह ने वह कर देना बंद कर दिया जो उनके पिता आहाज ने दिया था (</w:t>
       </w:r>
-      <w:hyperlink r:id="rId59">
-        <w:r>
-          <w:rPr>
-            <w:lang w:val="hi_IN" w:bidi="hi_IN"/>
-          </w:rPr>
-          <w:rPr>
-            <w:color w:val="0000EE"/>
-            <w:u w:val="single"/>
-          </w:rPr>
-          <w:t>2 रा 18:7</w:t>
-        </w:r>
-      </w:hyperlink>
+      <w:r>
+        <w:rPr>
+          <w:lang w:val="hi_IN" w:bidi="hi_IN"/>
+        </w:rPr>
+        <w:t>2 रा 18:7</w:t>
+      </w:r>
       <w:r>
         <w:rPr>
           <w:lang w:val="hi_IN" w:bidi="hi_IN"/>
         </w:rPr>
         <w:t xml:space="preserve">; देखें </w:t>
       </w:r>
-      <w:hyperlink r:id="rId60">
-        <w:r>
-          <w:rPr>
-            <w:lang w:val="hi_IN" w:bidi="hi_IN"/>
-          </w:rPr>
-          <w:rPr>
-            <w:color w:val="0000EE"/>
-            <w:u w:val="single"/>
-          </w:rPr>
-          <w:t>16:7</w:t>
-        </w:r>
-      </w:hyperlink>
+      <w:r>
+        <w:rPr>
+          <w:lang w:val="hi_IN" w:bidi="hi_IN"/>
+        </w:rPr>
+        <w:t>16:7</w:t>
+      </w:r>
       <w:r>
         <w:rPr>
           <w:lang w:val="hi_IN" w:bidi="hi_IN"/>
         </w:rPr>
         <w:t>)। इसके परिणामस्वरूप, 701 ईसा पूर्व में, सन्हेरीब ने यहूदा पर आक्रमण किया। हिजकिय्याह ने अश्शूरी शासक को एक बड़ा कर (उपहार) देकर शांत करने की कोशिश की, लेकिन यह असफल रहा। अश्शूरी सेनाओं ने यरूशलेम को धमकी दी और हिजकिय्याह के प्रभु में विश्वास का उपहास किया (</w:t>
       </w:r>
-      <w:hyperlink r:id="rId61">
-        <w:r>
-          <w:rPr>
-            <w:lang w:val="hi_IN" w:bidi="hi_IN"/>
-          </w:rPr>
-          <w:rPr>
-            <w:color w:val="0000EE"/>
-            <w:u w:val="single"/>
-          </w:rPr>
-          <w:t>2 रा 18:17–35</w:t>
-        </w:r>
-      </w:hyperlink>
+      <w:r>
+        <w:rPr>
+          <w:lang w:val="hi_IN" w:bidi="hi_IN"/>
+        </w:rPr>
+        <w:t>2 रा 18:17–35</w:t>
+      </w:r>
       <w:r>
         <w:rPr>
           <w:lang w:val="hi_IN" w:bidi="hi_IN"/>
         </w:rPr>
         <w:t>)। हिजकिय्याह ने शोक और प्रार्थना के साथ प्रतिक्रिया दी। प्रभु ने, भविष्यद्वक्ता यशायाह के माध्यम से, हिजकिय्याह को आश्वासन दिया कि उनकी प्रार्थनाएं सुनी गई हैं और सन्हेरीब यरूशलेम पर विजय प्राप्त नहीं करेगा (</w:t>
       </w:r>
-      <w:hyperlink r:id="rId62">
-        <w:r>
-          <w:rPr>
-            <w:lang w:val="hi_IN" w:bidi="hi_IN"/>
-          </w:rPr>
-          <w:rPr>
-            <w:color w:val="0000EE"/>
-            <w:u w:val="single"/>
-          </w:rPr>
-          <w:t>2 रा 19:1–34</w:t>
-        </w:r>
-      </w:hyperlink>
+      <w:r>
+        <w:rPr>
+          <w:lang w:val="hi_IN" w:bidi="hi_IN"/>
+        </w:rPr>
+        <w:t>2 रा 19:1–34</w:t>
+      </w:r>
       <w:r>
         <w:rPr>
           <w:lang w:val="hi_IN" w:bidi="hi_IN"/>
@@ -1775,36 +1433,24 @@
         </w:rPr>
         <w:t xml:space="preserve"> (</w:t>
       </w:r>
-      <w:hyperlink r:id="rId63">
-        <w:r>
-          <w:rPr>
-            <w:lang w:val="hi_IN" w:bidi="hi_IN"/>
-          </w:rPr>
-          <w:rPr>
-            <w:color w:val="0000EE"/>
-            <w:u w:val="single"/>
-          </w:rPr>
-          <w:t>2 रा 20:1–11</w:t>
-        </w:r>
-      </w:hyperlink>
+      <w:r>
+        <w:rPr>
+          <w:lang w:val="hi_IN" w:bidi="hi_IN"/>
+        </w:rPr>
+        <w:t>2 रा 20:1–11</w:t>
+      </w:r>
       <w:r>
         <w:rPr>
           <w:lang w:val="hi_IN" w:bidi="hi_IN"/>
         </w:rPr>
         <w:t>)। यशायाह ने उन्हें मृत्यु के लिए तैयार होने को कहा, लेकिन हिजकिय्याह ने प्रभु से स्वास्थ्य के लिए प्रार्थना की। प्रभु ने उन्हें पंद्रह और वर्षों का जीवन और अश्शूरियों से मुक्ति का वादा किया। ठीक होने के बाद, हिजकिय्याह ने बिना सोचे-समझे बाबेल के राजा मरोदक बलदान को अपने राजभवन में आमंत्रित किया। उन्होंने उसे मंदिर के खजाने दिखाए और प्रभु के बजाय बेबीलोन से समर्थन मांगा। यशायाह ने भविष्यवाणी की कि वे खजाने बेबीलोन ले जाए जाएंगे (</w:t>
       </w:r>
-      <w:hyperlink r:id="rId64">
-        <w:r>
-          <w:rPr>
-            <w:lang w:val="hi_IN" w:bidi="hi_IN"/>
-          </w:rPr>
-          <w:rPr>
-            <w:color w:val="0000EE"/>
-            <w:u w:val="single"/>
-          </w:rPr>
-          <w:t>2 रा 20:12–19</w:t>
-        </w:r>
-      </w:hyperlink>
+      <w:r>
+        <w:rPr>
+          <w:lang w:val="hi_IN" w:bidi="hi_IN"/>
+        </w:rPr>
+        <w:t>2 रा 20:12–19</w:t>
+      </w:r>
       <w:r>
         <w:rPr>
           <w:lang w:val="hi_IN" w:bidi="hi_IN"/>
@@ -1848,54 +1494,36 @@
           <w:lang w:val="hi_IN" w:bidi="hi_IN"/>
         </w:rPr>
       </w:r>
-      <w:hyperlink r:id="rId65">
-        <w:r>
-          <w:rPr>
-            <w:lang w:val="hi_IN" w:bidi="hi_IN"/>
-          </w:rPr>
-          <w:rPr>
-            <w:color w:val="0000EE"/>
-            <w:u w:val="single"/>
-          </w:rPr>
-          <w:t>2 राजा 18:1–20:21</w:t>
-        </w:r>
-      </w:hyperlink>
+      <w:r>
+        <w:rPr>
+          <w:lang w:val="hi_IN" w:bidi="hi_IN"/>
+        </w:rPr>
+        <w:t>2 राजा 18:1–20:21</w:t>
+      </w:r>
       <w:r>
         <w:rPr>
           <w:lang w:val="hi_IN" w:bidi="hi_IN"/>
         </w:rPr>
         <w:t xml:space="preserve">; </w:t>
       </w:r>
-      <w:hyperlink r:id="rId66">
-        <w:r>
-          <w:rPr>
-            <w:lang w:val="hi_IN" w:bidi="hi_IN"/>
-          </w:rPr>
-          <w:rPr>
-            <w:color w:val="0000EE"/>
-            <w:u w:val="single"/>
-          </w:rPr>
-          <w:t>2 इतिहास 28:27–32:33</w:t>
-        </w:r>
-      </w:hyperlink>
+      <w:r>
+        <w:rPr>
+          <w:lang w:val="hi_IN" w:bidi="hi_IN"/>
+        </w:rPr>
+        <w:t>2 इतिहास 28:27–32:33</w:t>
+      </w:r>
       <w:r>
         <w:rPr>
           <w:lang w:val="hi_IN" w:bidi="hi_IN"/>
         </w:rPr>
         <w:t xml:space="preserve">; </w:t>
       </w:r>
-      <w:hyperlink r:id="rId67">
-        <w:r>
-          <w:rPr>
-            <w:lang w:val="hi_IN" w:bidi="hi_IN"/>
-          </w:rPr>
-          <w:rPr>
-            <w:color w:val="0000EE"/>
-            <w:u w:val="single"/>
-          </w:rPr>
-          <w:t>यशायाह 36:1–39:8</w:t>
-        </w:r>
-      </w:hyperlink>
+      <w:r>
+        <w:rPr>
+          <w:lang w:val="hi_IN" w:bidi="hi_IN"/>
+        </w:rPr>
+        <w:t>यशायाह 36:1–39:8</w:t>
+      </w:r>
       <w:r>
         <w:rPr>
           <w:lang w:val="hi_IN" w:bidi="hi_IN"/>
@@ -1990,36 +1618,24 @@
         </w:rPr>
         <w:t>हेथ, हित्तियों के पूर्वज, "राष्ट्रों की तालिका" में कनान के दूसरे पुत्र थे (</w:t>
       </w:r>
-      <w:hyperlink r:id="rId68">
-        <w:r>
-          <w:rPr>
-            <w:lang w:val="hi_IN" w:bidi="hi_IN"/>
-          </w:rPr>
-          <w:rPr>
-            <w:color w:val="0000EE"/>
-            <w:u w:val="single"/>
-          </w:rPr>
-          <w:t>उत 10:15</w:t>
-        </w:r>
-      </w:hyperlink>
+      <w:r>
+        <w:rPr>
+          <w:lang w:val="hi_IN" w:bidi="hi_IN"/>
+        </w:rPr>
+        <w:t>उत 10:15</w:t>
+      </w:r>
       <w:r>
         <w:rPr>
           <w:lang w:val="hi_IN" w:bidi="hi_IN"/>
         </w:rPr>
         <w:t xml:space="preserve">; </w:t>
       </w:r>
-      <w:hyperlink r:id="rId69">
-        <w:r>
-          <w:rPr>
-            <w:lang w:val="hi_IN" w:bidi="hi_IN"/>
-          </w:rPr>
-          <w:rPr>
-            <w:color w:val="0000EE"/>
-            <w:u w:val="single"/>
-          </w:rPr>
-          <w:t>1 इति 1:13</w:t>
-        </w:r>
-      </w:hyperlink>
+      <w:r>
+        <w:rPr>
+          <w:lang w:val="hi_IN" w:bidi="hi_IN"/>
+        </w:rPr>
+        <w:t>1 इति 1:13</w:t>
+      </w:r>
       <w:r>
         <w:rPr>
           <w:lang w:val="hi_IN" w:bidi="hi_IN"/>
@@ -2038,108 +1654,72 @@
         </w:rPr>
         <w:t>देखें)। हेथ के पुत्रों का अधिकांश उल्लेख अब्राहम द्वारा मकपेला की गुफा खरीदने की कहानी में है (</w:t>
       </w:r>
-      <w:hyperlink r:id="rId70">
-        <w:r>
-          <w:rPr>
-            <w:lang w:val="hi_IN" w:bidi="hi_IN"/>
-          </w:rPr>
-          <w:rPr>
-            <w:color w:val="0000EE"/>
-            <w:u w:val="single"/>
-          </w:rPr>
-          <w:t>उत 23</w:t>
-        </w:r>
-      </w:hyperlink>
+      <w:r>
+        <w:rPr>
+          <w:lang w:val="hi_IN" w:bidi="hi_IN"/>
+        </w:rPr>
+        <w:t>उत 23</w:t>
+      </w:r>
       <w:r>
         <w:rPr>
           <w:lang w:val="hi_IN" w:bidi="hi_IN"/>
         </w:rPr>
         <w:t>)। बाद में, परमेश्वर ने इस्राएलियों से प्रतिज्ञात देश में सभी हित्तियों को नष्ट करने के लिए कहा (</w:t>
       </w:r>
-      <w:hyperlink r:id="rId71">
-        <w:r>
-          <w:rPr>
-            <w:lang w:val="hi_IN" w:bidi="hi_IN"/>
-          </w:rPr>
-          <w:rPr>
-            <w:color w:val="0000EE"/>
-            <w:u w:val="single"/>
-          </w:rPr>
-          <w:t>व्य.वि. 7:1–2</w:t>
-        </w:r>
-      </w:hyperlink>
+      <w:r>
+        <w:rPr>
+          <w:lang w:val="hi_IN" w:bidi="hi_IN"/>
+        </w:rPr>
+        <w:t>व्य.वि. 7:1–2</w:t>
+      </w:r>
       <w:r>
         <w:rPr>
           <w:lang w:val="hi_IN" w:bidi="hi_IN"/>
         </w:rPr>
         <w:t>)। लेकिन इस्राएलियों ने परमेश्वर की पूरी तरह से आज्ञा का पालन नहीं किया (</w:t>
       </w:r>
-      <w:hyperlink r:id="rId72">
-        <w:r>
-          <w:rPr>
-            <w:lang w:val="hi_IN" w:bidi="hi_IN"/>
-          </w:rPr>
-          <w:rPr>
-            <w:color w:val="0000EE"/>
-            <w:u w:val="single"/>
-          </w:rPr>
-          <w:t>1 रा 9:20–21</w:t>
-        </w:r>
-      </w:hyperlink>
+      <w:r>
+        <w:rPr>
+          <w:lang w:val="hi_IN" w:bidi="hi_IN"/>
+        </w:rPr>
+        <w:t>1 रा 9:20–21</w:t>
+      </w:r>
       <w:r>
         <w:rPr>
           <w:lang w:val="hi_IN" w:bidi="hi_IN"/>
         </w:rPr>
         <w:t>)। दाऊद के कुछ श्रेष्ठ योद्धा हित्ती थे (</w:t>
       </w:r>
-      <w:hyperlink r:id="rId73">
-        <w:r>
-          <w:rPr>
-            <w:lang w:val="hi_IN" w:bidi="hi_IN"/>
-          </w:rPr>
-          <w:rPr>
-            <w:color w:val="0000EE"/>
-            <w:u w:val="single"/>
-          </w:rPr>
-          <w:t>1 शमू 26:6</w:t>
-        </w:r>
-      </w:hyperlink>
+      <w:r>
+        <w:rPr>
+          <w:lang w:val="hi_IN" w:bidi="hi_IN"/>
+        </w:rPr>
+        <w:t>1 शमू 26:6</w:t>
+      </w:r>
       <w:r>
         <w:rPr>
           <w:lang w:val="hi_IN" w:bidi="hi_IN"/>
         </w:rPr>
         <w:t xml:space="preserve">; </w:t>
       </w:r>
-      <w:hyperlink r:id="rId74">
-        <w:r>
-          <w:rPr>
-            <w:lang w:val="hi_IN" w:bidi="hi_IN"/>
-          </w:rPr>
-          <w:rPr>
-            <w:color w:val="0000EE"/>
-            <w:u w:val="single"/>
-          </w:rPr>
-          <w:t>2 शमू 11–12</w:t>
-        </w:r>
-      </w:hyperlink>
+      <w:r>
+        <w:rPr>
+          <w:lang w:val="hi_IN" w:bidi="hi_IN"/>
+        </w:rPr>
+        <w:t>2 शमू 11–12</w:t>
+      </w:r>
       <w:r>
         <w:rPr>
           <w:lang w:val="hi_IN" w:bidi="hi_IN"/>
         </w:rPr>
         <w:t>)। सुलैमान ने हित्ती राजाओं के साथ व्यापार किया (</w:t>
       </w:r>
-      <w:hyperlink r:id="rId75">
-        <w:r>
-          <w:rPr>
-            <w:lang w:val="hi_IN" w:bidi="hi_IN"/>
-          </w:rPr>
-          <w:rPr>
-            <w:color w:val="0000EE"/>
-            <w:u w:val="single"/>
-          </w:rPr>
-          <w:t>1 रा 10:29–11:1</w:t>
-        </w:r>
-      </w:hyperlink>
+      <w:r>
+        <w:rPr>
+          <w:lang w:val="hi_IN" w:bidi="hi_IN"/>
+        </w:rPr>
+        <w:t>1 रा 10:29–11:1</w:t>
+      </w:r>
       <w:r>
         <w:rPr>
           <w:lang w:val="hi_IN" w:bidi="hi_IN"/>
@@ -2169,126 +1749,84 @@
           <w:lang w:val="hi_IN" w:bidi="hi_IN"/>
         </w:rPr>
       </w:r>
-      <w:hyperlink r:id="rId76">
-        <w:r>
-          <w:rPr>
-            <w:lang w:val="hi_IN" w:bidi="hi_IN"/>
-          </w:rPr>
-          <w:rPr>
-            <w:color w:val="0000EE"/>
-            <w:u w:val="single"/>
-          </w:rPr>
-          <w:t>उत्पत्ति 23:3–20</w:t>
-        </w:r>
-      </w:hyperlink>
+      <w:r>
+        <w:rPr>
+          <w:lang w:val="hi_IN" w:bidi="hi_IN"/>
+        </w:rPr>
+        <w:t>उत्पत्ति 23:3–20</w:t>
+      </w:r>
       <w:r>
         <w:rPr>
           <w:lang w:val="hi_IN" w:bidi="hi_IN"/>
         </w:rPr>
         <w:t xml:space="preserve">; </w:t>
       </w:r>
-      <w:hyperlink r:id="rId77">
-        <w:r>
-          <w:rPr>
-            <w:lang w:val="hi_IN" w:bidi="hi_IN"/>
-          </w:rPr>
-          <w:rPr>
-            <w:color w:val="0000EE"/>
-            <w:u w:val="single"/>
-          </w:rPr>
-          <w:t>26:34–35</w:t>
-        </w:r>
-      </w:hyperlink>
+      <w:r>
+        <w:rPr>
+          <w:lang w:val="hi_IN" w:bidi="hi_IN"/>
+        </w:rPr>
+        <w:t>26:34–35</w:t>
+      </w:r>
       <w:r>
         <w:rPr>
           <w:lang w:val="hi_IN" w:bidi="hi_IN"/>
         </w:rPr>
         <w:t xml:space="preserve">; </w:t>
       </w:r>
-      <w:hyperlink r:id="rId78">
-        <w:r>
-          <w:rPr>
-            <w:lang w:val="hi_IN" w:bidi="hi_IN"/>
-          </w:rPr>
-          <w:rPr>
-            <w:color w:val="0000EE"/>
-            <w:u w:val="single"/>
-          </w:rPr>
-          <w:t>27:46–28:2</w:t>
-        </w:r>
-      </w:hyperlink>
+      <w:r>
+        <w:rPr>
+          <w:lang w:val="hi_IN" w:bidi="hi_IN"/>
+        </w:rPr>
+        <w:t>27:46–28:2</w:t>
+      </w:r>
       <w:r>
         <w:rPr>
           <w:lang w:val="hi_IN" w:bidi="hi_IN"/>
         </w:rPr>
         <w:t xml:space="preserve">; </w:t>
       </w:r>
-      <w:hyperlink r:id="rId79">
-        <w:r>
-          <w:rPr>
-            <w:lang w:val="hi_IN" w:bidi="hi_IN"/>
-          </w:rPr>
-          <w:rPr>
-            <w:color w:val="0000EE"/>
-            <w:u w:val="single"/>
-          </w:rPr>
-          <w:t>व्यवस्थाविवरण 7:1</w:t>
-        </w:r>
-      </w:hyperlink>
+      <w:r>
+        <w:rPr>
+          <w:lang w:val="hi_IN" w:bidi="hi_IN"/>
+        </w:rPr>
+        <w:t>व्यवस्थाविवरण 7:1</w:t>
+      </w:r>
       <w:r>
         <w:rPr>
           <w:lang w:val="hi_IN" w:bidi="hi_IN"/>
         </w:rPr>
         <w:t xml:space="preserve">; </w:t>
       </w:r>
-      <w:hyperlink r:id="rId73">
-        <w:r>
-          <w:rPr>
-            <w:lang w:val="hi_IN" w:bidi="hi_IN"/>
-          </w:rPr>
-          <w:rPr>
-            <w:color w:val="0000EE"/>
-            <w:u w:val="single"/>
-          </w:rPr>
-          <w:t>1 शमूएल 26:6</w:t>
-        </w:r>
-      </w:hyperlink>
+      <w:r>
+        <w:rPr>
+          <w:lang w:val="hi_IN" w:bidi="hi_IN"/>
+        </w:rPr>
+        <w:t>1 शमूएल 26:6</w:t>
+      </w:r>
       <w:r>
         <w:rPr>
           <w:lang w:val="hi_IN" w:bidi="hi_IN"/>
         </w:rPr>
         <w:t xml:space="preserve">; </w:t>
       </w:r>
-      <w:hyperlink r:id="rId80">
-        <w:r>
-          <w:rPr>
-            <w:lang w:val="hi_IN" w:bidi="hi_IN"/>
-          </w:rPr>
-          <w:rPr>
-            <w:color w:val="0000EE"/>
-            <w:u w:val="single"/>
-          </w:rPr>
-          <w:t>2 शमूएल 11:2–27</w:t>
-        </w:r>
-      </w:hyperlink>
+      <w:r>
+        <w:rPr>
+          <w:lang w:val="hi_IN" w:bidi="hi_IN"/>
+        </w:rPr>
+        <w:t>2 शमूएल 11:2–27</w:t>
+      </w:r>
       <w:r>
         <w:rPr>
           <w:lang w:val="hi_IN" w:bidi="hi_IN"/>
         </w:rPr>
         <w:t xml:space="preserve">; </w:t>
       </w:r>
-      <w:hyperlink r:id="rId81">
-        <w:r>
-          <w:rPr>
-            <w:lang w:val="hi_IN" w:bidi="hi_IN"/>
-          </w:rPr>
-          <w:rPr>
-            <w:color w:val="0000EE"/>
-            <w:u w:val="single"/>
-          </w:rPr>
-          <w:t>1 राजा 9:20</w:t>
-        </w:r>
-      </w:hyperlink>
+      <w:r>
+        <w:rPr>
+          <w:lang w:val="hi_IN" w:bidi="hi_IN"/>
+        </w:rPr>
+        <w:t>1 राजा 9:20</w:t>
+      </w:r>
       <w:r>
         <w:rPr>
           <w:lang w:val="hi_IN" w:bidi="hi_IN"/>
@@ -2371,36 +1909,24 @@
         </w:rPr>
         <w:t xml:space="preserve"> (</w:t>
       </w:r>
-      <w:hyperlink r:id="rId82">
-        <w:r>
-          <w:rPr>
-            <w:lang w:val="hi_IN" w:bidi="hi_IN"/>
-          </w:rPr>
-          <w:rPr>
-            <w:color w:val="0000EE"/>
-            <w:u w:val="single"/>
-          </w:rPr>
-          <w:t>लैव्य 18:16</w:t>
-        </w:r>
-      </w:hyperlink>
+      <w:r>
+        <w:rPr>
+          <w:lang w:val="hi_IN" w:bidi="hi_IN"/>
+        </w:rPr>
+        <w:t>लैव्य 18:16</w:t>
+      </w:r>
       <w:r>
         <w:rPr>
           <w:lang w:val="hi_IN" w:bidi="hi_IN"/>
         </w:rPr>
         <w:t xml:space="preserve">; </w:t>
       </w:r>
-      <w:hyperlink r:id="rId83">
-        <w:r>
-          <w:rPr>
-            <w:lang w:val="hi_IN" w:bidi="hi_IN"/>
-          </w:rPr>
-          <w:rPr>
-            <w:color w:val="0000EE"/>
-            <w:u w:val="single"/>
-          </w:rPr>
-          <w:t>20:21</w:t>
-        </w:r>
-      </w:hyperlink>
+      <w:r>
+        <w:rPr>
+          <w:lang w:val="hi_IN" w:bidi="hi_IN"/>
+        </w:rPr>
+        <w:t>20:21</w:t>
+      </w:r>
       <w:r>
         <w:rPr>
           <w:lang w:val="hi_IN" w:bidi="hi_IN"/>
@@ -2419,18 +1945,12 @@
         </w:rPr>
         <w:t xml:space="preserve"> (</w:t>
       </w:r>
-      <w:hyperlink r:id="rId84">
-        <w:r>
-          <w:rPr>
-            <w:lang w:val="hi_IN" w:bidi="hi_IN"/>
-          </w:rPr>
-          <w:rPr>
-            <w:color w:val="0000EE"/>
-            <w:u w:val="single"/>
-          </w:rPr>
-          <w:t>मर 6:17–18</w:t>
-        </w:r>
-      </w:hyperlink>
+      <w:r>
+        <w:rPr>
+          <w:lang w:val="hi_IN" w:bidi="hi_IN"/>
+        </w:rPr>
+        <w:t>मर 6:17–18</w:t>
+      </w:r>
       <w:r>
         <w:rPr>
           <w:lang w:val="hi_IN" w:bidi="hi_IN"/>
@@ -2461,18 +1981,12 @@
         </w:rPr>
         <w:t xml:space="preserve"> (</w:t>
       </w:r>
-      <w:hyperlink r:id="rId85">
-        <w:r>
-          <w:rPr>
-            <w:lang w:val="hi_IN" w:bidi="hi_IN"/>
-          </w:rPr>
-          <w:rPr>
-            <w:color w:val="0000EE"/>
-            <w:u w:val="single"/>
-          </w:rPr>
-          <w:t>मत्ती 14:1–12</w:t>
-        </w:r>
-      </w:hyperlink>
+      <w:r>
+        <w:rPr>
+          <w:lang w:val="hi_IN" w:bidi="hi_IN"/>
+        </w:rPr>
+        <w:t>मत्ती 14:1–12</w:t>
+      </w:r>
       <w:r>
         <w:rPr>
           <w:lang w:val="hi_IN" w:bidi="hi_IN"/>
@@ -2499,18 +2013,12 @@
         </w:rPr>
         <w:t xml:space="preserve"> (</w:t>
       </w:r>
-      <w:hyperlink r:id="rId86">
-        <w:r>
-          <w:rPr>
-            <w:lang w:val="hi_IN" w:bidi="hi_IN"/>
-          </w:rPr>
-          <w:rPr>
-            <w:color w:val="0000EE"/>
-            <w:u w:val="single"/>
-          </w:rPr>
-          <w:t>लूका 13:1</w:t>
-        </w:r>
-      </w:hyperlink>
+      <w:r>
+        <w:rPr>
+          <w:lang w:val="hi_IN" w:bidi="hi_IN"/>
+        </w:rPr>
+        <w:t>लूका 13:1</w:t>
+      </w:r>
       <w:r>
         <w:rPr>
           <w:lang w:val="hi_IN" w:bidi="hi_IN"/>
@@ -2529,18 +2037,12 @@
         </w:rPr>
         <w:t xml:space="preserve"> (फिलो, ऑन द एंबेसी तो गायूस 299–304)। इन कार्यों ने परमेश्वर और उनके व्यवस्थाओं का बहुत अनादर किया, जिससे यहूदियों के लोग गहराई से आहत हुए। जब यीशु को अन्तिपास के सामने लाया गया, हेरोदेस ने केवल उनका मजाक उड़ाया और उन्हें वापस पिलातुस के पास भेज दिया (</w:t>
       </w:r>
-      <w:hyperlink r:id="rId87">
-        <w:r>
-          <w:rPr>
-            <w:lang w:val="hi_IN" w:bidi="hi_IN"/>
-          </w:rPr>
-          <w:rPr>
-            <w:color w:val="0000EE"/>
-            <w:u w:val="single"/>
-          </w:rPr>
-          <w:t>लूका 23:6–11</w:t>
-        </w:r>
-      </w:hyperlink>
+      <w:r>
+        <w:rPr>
+          <w:lang w:val="hi_IN" w:bidi="hi_IN"/>
+        </w:rPr>
+        <w:t>लूका 23:6–11</w:t>
+      </w:r>
       <w:r>
         <w:rPr>
           <w:lang w:val="hi_IN" w:bidi="hi_IN"/>
@@ -2559,18 +2061,12 @@
         </w:rPr>
         <w:t xml:space="preserve"> (</w:t>
       </w:r>
-      <w:hyperlink r:id="rId88">
-        <w:r>
-          <w:rPr>
-            <w:lang w:val="hi_IN" w:bidi="hi_IN"/>
-          </w:rPr>
-          <w:rPr>
-            <w:color w:val="0000EE"/>
-            <w:u w:val="single"/>
-          </w:rPr>
-          <w:t>लूका 23:12</w:t>
-        </w:r>
-      </w:hyperlink>
+      <w:r>
+        <w:rPr>
+          <w:lang w:val="hi_IN" w:bidi="hi_IN"/>
+        </w:rPr>
+        <w:t>लूका 23:12</w:t>
+      </w:r>
       <w:r>
         <w:rPr>
           <w:lang w:val="hi_IN" w:bidi="hi_IN"/>
@@ -2626,180 +2122,120 @@
           <w:lang w:val="hi_IN" w:bidi="hi_IN"/>
         </w:rPr>
       </w:r>
-      <w:hyperlink r:id="rId85">
-        <w:r>
-          <w:rPr>
-            <w:lang w:val="hi_IN" w:bidi="hi_IN"/>
-          </w:rPr>
-          <w:rPr>
-            <w:color w:val="0000EE"/>
-            <w:u w:val="single"/>
-          </w:rPr>
-          <w:t>मत्ती 14:1–12</w:t>
-        </w:r>
-      </w:hyperlink>
+      <w:r>
+        <w:rPr>
+          <w:lang w:val="hi_IN" w:bidi="hi_IN"/>
+        </w:rPr>
+        <w:t>मत्ती 14:1–12</w:t>
+      </w:r>
       <w:r>
         <w:rPr>
           <w:lang w:val="hi_IN" w:bidi="hi_IN"/>
         </w:rPr>
         <w:t xml:space="preserve">; </w:t>
       </w:r>
-      <w:hyperlink r:id="rId89">
-        <w:r>
-          <w:rPr>
-            <w:lang w:val="hi_IN" w:bidi="hi_IN"/>
-          </w:rPr>
-          <w:rPr>
-            <w:color w:val="0000EE"/>
-            <w:u w:val="single"/>
-          </w:rPr>
-          <w:t>मरकुस 1:14</w:t>
-        </w:r>
-      </w:hyperlink>
+      <w:r>
+        <w:rPr>
+          <w:lang w:val="hi_IN" w:bidi="hi_IN"/>
+        </w:rPr>
+        <w:t>मरकुस 1:14</w:t>
+      </w:r>
       <w:r>
         <w:rPr>
           <w:lang w:val="hi_IN" w:bidi="hi_IN"/>
         </w:rPr>
         <w:t xml:space="preserve">; </w:t>
       </w:r>
-      <w:hyperlink r:id="rId90">
-        <w:r>
-          <w:rPr>
-            <w:lang w:val="hi_IN" w:bidi="hi_IN"/>
-          </w:rPr>
-          <w:rPr>
-            <w:color w:val="0000EE"/>
-            <w:u w:val="single"/>
-          </w:rPr>
-          <w:t>6:14–29</w:t>
-        </w:r>
-      </w:hyperlink>
+      <w:r>
+        <w:rPr>
+          <w:lang w:val="hi_IN" w:bidi="hi_IN"/>
+        </w:rPr>
+        <w:t>6:14–29</w:t>
+      </w:r>
       <w:r>
         <w:rPr>
           <w:lang w:val="hi_IN" w:bidi="hi_IN"/>
         </w:rPr>
         <w:t xml:space="preserve">; </w:t>
       </w:r>
-      <w:hyperlink r:id="rId91">
-        <w:r>
-          <w:rPr>
-            <w:lang w:val="hi_IN" w:bidi="hi_IN"/>
-          </w:rPr>
-          <w:rPr>
-            <w:color w:val="0000EE"/>
-            <w:u w:val="single"/>
-          </w:rPr>
-          <w:t>लूका 3:1</w:t>
-        </w:r>
-      </w:hyperlink>
+      <w:r>
+        <w:rPr>
+          <w:lang w:val="hi_IN" w:bidi="hi_IN"/>
+        </w:rPr>
+        <w:t>लूका 3:1</w:t>
+      </w:r>
       <w:r>
         <w:rPr>
           <w:lang w:val="hi_IN" w:bidi="hi_IN"/>
         </w:rPr>
         <w:t xml:space="preserve">, </w:t>
       </w:r>
-      <w:hyperlink r:id="rId92">
-        <w:r>
-          <w:rPr>
-            <w:lang w:val="hi_IN" w:bidi="hi_IN"/>
-          </w:rPr>
-          <w:rPr>
-            <w:color w:val="0000EE"/>
-            <w:u w:val="single"/>
-          </w:rPr>
-          <w:t>19–20</w:t>
-        </w:r>
-      </w:hyperlink>
+      <w:r>
+        <w:rPr>
+          <w:lang w:val="hi_IN" w:bidi="hi_IN"/>
+        </w:rPr>
+        <w:t>19–20</w:t>
+      </w:r>
       <w:r>
         <w:rPr>
           <w:lang w:val="hi_IN" w:bidi="hi_IN"/>
         </w:rPr>
         <w:t xml:space="preserve">; </w:t>
       </w:r>
-      <w:hyperlink r:id="rId93">
-        <w:r>
-          <w:rPr>
-            <w:lang w:val="hi_IN" w:bidi="hi_IN"/>
-          </w:rPr>
-          <w:rPr>
-            <w:color w:val="0000EE"/>
-            <w:u w:val="single"/>
-          </w:rPr>
-          <w:t>9:7–9</w:t>
-        </w:r>
-      </w:hyperlink>
+      <w:r>
+        <w:rPr>
+          <w:lang w:val="hi_IN" w:bidi="hi_IN"/>
+        </w:rPr>
+        <w:t>9:7–9</w:t>
+      </w:r>
       <w:r>
         <w:rPr>
           <w:lang w:val="hi_IN" w:bidi="hi_IN"/>
         </w:rPr>
         <w:t xml:space="preserve">; </w:t>
       </w:r>
-      <w:hyperlink r:id="rId94">
-        <w:r>
-          <w:rPr>
-            <w:lang w:val="hi_IN" w:bidi="hi_IN"/>
-          </w:rPr>
-          <w:rPr>
-            <w:color w:val="0000EE"/>
-            <w:u w:val="single"/>
-          </w:rPr>
-          <w:t>13:31–33</w:t>
-        </w:r>
-      </w:hyperlink>
+      <w:r>
+        <w:rPr>
+          <w:lang w:val="hi_IN" w:bidi="hi_IN"/>
+        </w:rPr>
+        <w:t>13:31–33</w:t>
+      </w:r>
       <w:r>
         <w:rPr>
           <w:lang w:val="hi_IN" w:bidi="hi_IN"/>
         </w:rPr>
         <w:t xml:space="preserve">; </w:t>
       </w:r>
-      <w:hyperlink r:id="rId95">
-        <w:r>
-          <w:rPr>
-            <w:lang w:val="hi_IN" w:bidi="hi_IN"/>
-          </w:rPr>
-          <w:rPr>
-            <w:color w:val="0000EE"/>
-            <w:u w:val="single"/>
-          </w:rPr>
-          <w:t>23:7–12</w:t>
-        </w:r>
-      </w:hyperlink>
+      <w:r>
+        <w:rPr>
+          <w:lang w:val="hi_IN" w:bidi="hi_IN"/>
+        </w:rPr>
+        <w:t>23:7–12</w:t>
+      </w:r>
       <w:r>
         <w:rPr>
           <w:lang w:val="hi_IN" w:bidi="hi_IN"/>
         </w:rPr>
         <w:t xml:space="preserve">, </w:t>
       </w:r>
-      <w:hyperlink r:id="rId96">
-        <w:r>
-          <w:rPr>
-            <w:lang w:val="hi_IN" w:bidi="hi_IN"/>
-          </w:rPr>
-          <w:rPr>
-            <w:color w:val="0000EE"/>
-            <w:u w:val="single"/>
-          </w:rPr>
-          <w:t>15</w:t>
-        </w:r>
-      </w:hyperlink>
+      <w:r>
+        <w:rPr>
+          <w:lang w:val="hi_IN" w:bidi="hi_IN"/>
+        </w:rPr>
+        <w:t>15</w:t>
+      </w:r>
       <w:r>
         <w:rPr>
           <w:lang w:val="hi_IN" w:bidi="hi_IN"/>
         </w:rPr>
         <w:t xml:space="preserve">; </w:t>
       </w:r>
-      <w:hyperlink r:id="rId97">
-        <w:r>
-          <w:rPr>
-            <w:lang w:val="hi_IN" w:bidi="hi_IN"/>
-          </w:rPr>
-          <w:rPr>
-            <w:color w:val="0000EE"/>
-            <w:u w:val="single"/>
-          </w:rPr>
-          <w:t>प्रेरितों के काम 4:27</w:t>
-        </w:r>
-      </w:hyperlink>
+      <w:r>
+        <w:rPr>
+          <w:lang w:val="hi_IN" w:bidi="hi_IN"/>
+        </w:rPr>
+        <w:t>प्रेरितों के काम 4:27</w:t>
+      </w:r>
       <w:r>
         <w:rPr>
           <w:lang w:val="hi_IN" w:bidi="hi_IN"/>
@@ -2922,18 +2358,12 @@
         </w:rPr>
         <w:t xml:space="preserve"> (</w:t>
       </w:r>
-      <w:hyperlink r:id="rId98">
-        <w:r>
-          <w:rPr>
-            <w:lang w:val="hi_IN" w:bidi="hi_IN"/>
-          </w:rPr>
-          <w:rPr>
-            <w:color w:val="0000EE"/>
-            <w:u w:val="single"/>
-          </w:rPr>
-          <w:t>प्रेरि 12:1–4</w:t>
-        </w:r>
-      </w:hyperlink>
+      <w:r>
+        <w:rPr>
+          <w:lang w:val="hi_IN" w:bidi="hi_IN"/>
+        </w:rPr>
+        <w:t>प्रेरि 12:1–4</w:t>
+      </w:r>
       <w:r>
         <w:rPr>
           <w:lang w:val="hi_IN" w:bidi="hi_IN"/>
@@ -2952,18 +2382,12 @@
         </w:rPr>
         <w:t xml:space="preserve"> (</w:t>
       </w:r>
-      <w:hyperlink r:id="rId99">
-        <w:r>
-          <w:rPr>
-            <w:lang w:val="hi_IN" w:bidi="hi_IN"/>
-          </w:rPr>
-          <w:rPr>
-            <w:color w:val="0000EE"/>
-            <w:u w:val="single"/>
-          </w:rPr>
-          <w:t>प्रेरि 12:20–23</w:t>
-        </w:r>
-      </w:hyperlink>
+      <w:r>
+        <w:rPr>
+          <w:lang w:val="hi_IN" w:bidi="hi_IN"/>
+        </w:rPr>
+        <w:t>प्रेरि 12:20–23</w:t>
+      </w:r>
       <w:r>
         <w:rPr>
           <w:lang w:val="hi_IN" w:bidi="hi_IN"/>
@@ -3019,36 +2443,24 @@
           <w:lang w:val="hi_IN" w:bidi="hi_IN"/>
         </w:rPr>
       </w:r>
-      <w:hyperlink r:id="rId98">
-        <w:r>
-          <w:rPr>
-            <w:lang w:val="hi_IN" w:bidi="hi_IN"/>
-          </w:rPr>
-          <w:rPr>
-            <w:color w:val="0000EE"/>
-            <w:u w:val="single"/>
-          </w:rPr>
-          <w:t>प्रेरितों के काम 12:1–4</w:t>
-        </w:r>
-      </w:hyperlink>
+      <w:r>
+        <w:rPr>
+          <w:lang w:val="hi_IN" w:bidi="hi_IN"/>
+        </w:rPr>
+        <w:t>प्रेरितों के काम 12:1–4</w:t>
+      </w:r>
       <w:r>
         <w:rPr>
           <w:lang w:val="hi_IN" w:bidi="hi_IN"/>
         </w:rPr>
         <w:t xml:space="preserve">, </w:t>
       </w:r>
-      <w:hyperlink r:id="rId100">
-        <w:r>
-          <w:rPr>
-            <w:lang w:val="hi_IN" w:bidi="hi_IN"/>
-          </w:rPr>
-          <w:rPr>
-            <w:color w:val="0000EE"/>
-            <w:u w:val="single"/>
-          </w:rPr>
-          <w:t>18–23</w:t>
-        </w:r>
-      </w:hyperlink>
+      <w:r>
+        <w:rPr>
+          <w:lang w:val="hi_IN" w:bidi="hi_IN"/>
+        </w:rPr>
+        <w:t>18–23</w:t>
+      </w:r>
       <w:r>
         <w:rPr>
           <w:lang w:val="hi_IN" w:bidi="hi_IN"/>
@@ -3139,18 +2551,12 @@
         </w:rPr>
         <w:t>(</w:t>
       </w:r>
-      <w:hyperlink r:id="rId101">
-        <w:r>
-          <w:rPr>
-            <w:lang w:val="hi_IN" w:bidi="hi_IN"/>
-          </w:rPr>
-          <w:rPr>
-            <w:color w:val="0000EE"/>
-            <w:u w:val="single"/>
-          </w:rPr>
-          <w:t>प्रेरि 25:13–26:32</w:t>
-        </w:r>
-      </w:hyperlink>
+      <w:r>
+        <w:rPr>
+          <w:lang w:val="hi_IN" w:bidi="hi_IN"/>
+        </w:rPr>
+        <w:t>प्रेरि 25:13–26:32</w:t>
+      </w:r>
       <w:r>
         <w:rPr>
           <w:lang w:val="hi_IN" w:bidi="hi_IN"/>
@@ -3324,18 +2730,12 @@
           <w:lang w:val="hi_IN" w:bidi="hi_IN"/>
         </w:rPr>
       </w:r>
-      <w:hyperlink r:id="rId101">
-        <w:r>
-          <w:rPr>
-            <w:lang w:val="hi_IN" w:bidi="hi_IN"/>
-          </w:rPr>
-          <w:rPr>
-            <w:color w:val="0000EE"/>
-            <w:u w:val="single"/>
-          </w:rPr>
-          <w:t>प्रेरितों के काम 25:13–26:32</w:t>
-        </w:r>
-      </w:hyperlink>
+      <w:r>
+        <w:rPr>
+          <w:lang w:val="hi_IN" w:bidi="hi_IN"/>
+        </w:rPr>
+        <w:t>प्रेरितों के काम 25:13–26:32</w:t>
+      </w:r>
       <w:r>
         <w:rPr>
           <w:lang w:val="hi_IN" w:bidi="hi_IN"/>
